--- a/digital-modeling/10 Лаба/Отчет.docx
+++ b/digital-modeling/10 Лаба/Отчет.docx
@@ -225,7 +225,7 @@
           <w:lang w:eastAsia="ru-RU"/>
           <w14:ligatures w14:val="none"/>
         </w:rPr>
-        <w:t>9</w:t>
+        <w:t>10</w:t>
       </w:r>
     </w:p>
     <w:p>
@@ -720,6 +720,18 @@
         <w:tab/>
         <w:t xml:space="preserve">          </w:t>
       </w:r>
+      <w:r>
+        <w:rPr>
+          <w:rFonts w:ascii="Times New Roman" w:eastAsia="Times New Roman" w:hAnsi="Times New Roman" w:cs="Times New Roman"/>
+          <w:color w:val="00000A"/>
+          <w:kern w:val="0"/>
+          <w:sz w:val="28"/>
+          <w:szCs w:val="22"/>
+          <w:lang w:val="en-US" w:eastAsia="ru-RU"/>
+          <w14:ligatures w14:val="none"/>
+        </w:rPr>
+        <w:t>C</w:t>
+      </w:r>
       <w:proofErr w:type="spellStart"/>
       <w:r>
         <w:rPr>
@@ -731,7 +743,7 @@
           <w:lang w:eastAsia="ru-RU"/>
           <w14:ligatures w14:val="none"/>
         </w:rPr>
-        <w:t>Папихин</w:t>
+        <w:t>апунков</w:t>
       </w:r>
       <w:proofErr w:type="spellEnd"/>
       <w:r>
@@ -744,7 +756,55 @@
           <w:lang w:eastAsia="ru-RU"/>
           <w14:ligatures w14:val="none"/>
         </w:rPr>
-        <w:t xml:space="preserve"> В. Е.</w:t>
+        <w:t xml:space="preserve"> </w:t>
+      </w:r>
+      <w:r>
+        <w:rPr>
+          <w:rFonts w:ascii="Times New Roman" w:eastAsia="Times New Roman" w:hAnsi="Times New Roman" w:cs="Times New Roman"/>
+          <w:color w:val="00000A"/>
+          <w:kern w:val="0"/>
+          <w:sz w:val="28"/>
+          <w:szCs w:val="22"/>
+          <w:lang w:eastAsia="ru-RU"/>
+          <w14:ligatures w14:val="none"/>
+        </w:rPr>
+        <w:t>А</w:t>
+      </w:r>
+      <w:r>
+        <w:rPr>
+          <w:rFonts w:ascii="Times New Roman" w:eastAsia="Times New Roman" w:hAnsi="Times New Roman" w:cs="Times New Roman"/>
+          <w:color w:val="00000A"/>
+          <w:kern w:val="0"/>
+          <w:sz w:val="28"/>
+          <w:szCs w:val="22"/>
+          <w:lang w:eastAsia="ru-RU"/>
+          <w14:ligatures w14:val="none"/>
+        </w:rPr>
+        <w:t xml:space="preserve">. </w:t>
+      </w:r>
+      <w:r>
+        <w:rPr>
+          <w:rFonts w:ascii="Times New Roman" w:eastAsia="Times New Roman" w:hAnsi="Times New Roman" w:cs="Times New Roman"/>
+          <w:color w:val="00000A"/>
+          <w:kern w:val="0"/>
+          <w:sz w:val="28"/>
+          <w:szCs w:val="22"/>
+          <w:lang w:eastAsia="ru-RU"/>
+          <w14:ligatures w14:val="none"/>
+        </w:rPr>
+        <w:t>А</w:t>
+      </w:r>
+      <w:r>
+        <w:rPr>
+          <w:rFonts w:ascii="Times New Roman" w:eastAsia="Times New Roman" w:hAnsi="Times New Roman" w:cs="Times New Roman"/>
+          <w:color w:val="00000A"/>
+          <w:kern w:val="0"/>
+          <w:sz w:val="28"/>
+          <w:szCs w:val="22"/>
+          <w:lang w:eastAsia="ru-RU"/>
+          <w14:ligatures w14:val="none"/>
+        </w:rPr>
+        <w:t>.</w:t>
       </w:r>
     </w:p>
     <w:p>
@@ -1007,30 +1067,51 @@
     <w:p>
       <w:pPr>
         <w:suppressAutoHyphens/>
+        <w:spacing w:after="200"/>
+        <w:jc w:val="both"/>
+      </w:pPr>
+      <w:r>
+        <w:br/>
+      </w:r>
+      <w:r>
+        <w:t xml:space="preserve">Для молекулы, которая была выдана Вам в лабораторной работе 9, найти переходное состояние методом </w:t>
+      </w:r>
+      <w:proofErr w:type="spellStart"/>
+      <w:r>
+        <w:t>OptTS</w:t>
+      </w:r>
+      <w:proofErr w:type="spellEnd"/>
+      <w:r>
+        <w:t xml:space="preserve"> (или NEB), выполнить определение барьера прямой и обратной реакции и рассчитать соотношение </w:t>
+      </w:r>
+      <w:proofErr w:type="spellStart"/>
+      <w:r>
+        <w:t>таутомеров</w:t>
+      </w:r>
+      <w:proofErr w:type="spellEnd"/>
+      <w:r>
+        <w:t xml:space="preserve"> в состоянии равновесия.</w:t>
+      </w:r>
+    </w:p>
+    <w:p>
+      <w:pPr>
+        <w:suppressAutoHyphens/>
         <w:spacing w:after="200" w:line="240" w:lineRule="auto"/>
         <w:jc w:val="both"/>
       </w:pPr>
       <w:r>
-        <w:br/>
-      </w:r>
-      <w:r>
-        <w:t xml:space="preserve">Выполнить оптимизацию (начальные приближения для геометрии следует взять из </w:t>
+        <w:t xml:space="preserve">Настройки </w:t>
       </w:r>
       <w:proofErr w:type="spellStart"/>
       <w:r>
-        <w:t>cccbdb</w:t>
+        <w:t>Orca</w:t>
       </w:r>
       <w:proofErr w:type="spellEnd"/>
       <w:r>
-        <w:t xml:space="preserve"> NIST), рассчитать частоты колебаний для 298.15 K (доказав тем самым через отсутствие отрицательных частот устойчивость молекулы) найти полную энергию и энергию Гиббса в </w:t>
-      </w:r>
-      <w:proofErr w:type="spellStart"/>
-      <w:r>
-        <w:t>Eh</w:t>
-      </w:r>
-      <w:proofErr w:type="spellEnd"/>
-      <w:r>
-        <w:t xml:space="preserve"> для молекулы с настройками:</w:t>
+        <w:t xml:space="preserve"> (базисный набор, функционал и все прочие) взять из предыдущей работы. Для ускорения расчеты распараллелить на 6 ядер.</w:t>
+      </w:r>
+      <w:r>
+        <w:tab/>
       </w:r>
     </w:p>
     <w:p>
@@ -1241,6 +1322,7 @@
       <w:r>
         <w:rPr>
           <w:rFonts w:eastAsiaTheme="minorEastAsia"/>
+          <w:noProof/>
           <w:lang w:val="en-US"/>
         </w:rPr>
         <w:lastRenderedPageBreak/>
@@ -1292,6 +1374,7 @@
       <w:r>
         <w:rPr>
           <w:rFonts w:eastAsiaTheme="minorEastAsia"/>
+          <w:noProof/>
           <w:lang w:val="en-US"/>
         </w:rPr>
         <w:drawing>
@@ -1342,6 +1425,7 @@
       <w:r>
         <w:rPr>
           <w:rFonts w:eastAsiaTheme="minorEastAsia"/>
+          <w:noProof/>
           <w:lang w:val="en-US"/>
         </w:rPr>
         <w:drawing>
@@ -1442,6 +1526,7 @@
         <w:spacing w:line="240" w:lineRule="auto"/>
         <w:rPr>
           <w:rFonts w:eastAsiaTheme="minorEastAsia"/>
+          <w:lang w:val="en-US"/>
         </w:rPr>
       </w:pPr>
       <w:r>
@@ -1454,6 +1539,7 @@
       <w:r>
         <w:rPr>
           <w:rFonts w:eastAsiaTheme="minorEastAsia"/>
+          <w:lang w:val="en-US"/>
         </w:rPr>
         <w:t>(1</w:t>
       </w:r>
@@ -1467,6 +1553,7 @@
       <w:r>
         <w:rPr>
           <w:rFonts w:eastAsiaTheme="minorEastAsia"/>
+          <w:lang w:val="en-US"/>
         </w:rPr>
         <w:t xml:space="preserve">) = -242.25585060003627 </w:t>
       </w:r>
@@ -1483,6 +1570,7 @@
         <w:spacing w:line="240" w:lineRule="auto"/>
         <w:rPr>
           <w:rFonts w:eastAsiaTheme="minorEastAsia"/>
+          <w:lang w:val="en-US"/>
         </w:rPr>
       </w:pPr>
       <w:r>
@@ -1495,6 +1583,7 @@
       <w:r>
         <w:rPr>
           <w:rFonts w:eastAsiaTheme="minorEastAsia"/>
+          <w:lang w:val="en-US"/>
         </w:rPr>
         <w:t>(2</w:t>
       </w:r>
@@ -1508,6 +1597,7 @@
       <w:r>
         <w:rPr>
           <w:rFonts w:eastAsiaTheme="minorEastAsia"/>
+          <w:lang w:val="en-US"/>
         </w:rPr>
         <w:t xml:space="preserve">) = -242.22910910512996 </w:t>
       </w:r>
@@ -1524,6 +1614,7 @@
         <w:spacing w:line="240" w:lineRule="auto"/>
         <w:rPr>
           <w:rFonts w:eastAsiaTheme="minorEastAsia"/>
+          <w:lang w:val="en-US"/>
         </w:rPr>
       </w:pPr>
       <w:r>
@@ -1536,6 +1627,7 @@
       <w:r>
         <w:rPr>
           <w:rFonts w:eastAsiaTheme="minorEastAsia"/>
+          <w:lang w:val="en-US"/>
         </w:rPr>
         <w:t>(</w:t>
       </w:r>
@@ -1549,6 +1641,7 @@
       <w:r>
         <w:rPr>
           <w:rFonts w:eastAsiaTheme="minorEastAsia"/>
+          <w:lang w:val="en-US"/>
         </w:rPr>
         <w:t xml:space="preserve">) = -242.18220703 </w:t>
       </w:r>
@@ -1562,10 +1655,23 @@
       <w:r>
         <w:rPr>
           <w:rFonts w:eastAsiaTheme="minorEastAsia"/>
-        </w:rPr>
-        <w:t xml:space="preserve"> (из </w:t>
-      </w:r>
-      <w:proofErr w:type="spellStart"/>
+          <w:lang w:val="en-US"/>
+        </w:rPr>
+        <w:t xml:space="preserve"> (</w:t>
+      </w:r>
+      <w:r>
+        <w:rPr>
+          <w:rFonts w:eastAsiaTheme="minorEastAsia"/>
+        </w:rPr>
+        <w:t>из</w:t>
+      </w:r>
+      <w:r>
+        <w:rPr>
+          <w:rFonts w:eastAsiaTheme="minorEastAsia"/>
+          <w:lang w:val="en-US"/>
+        </w:rPr>
+        <w:t xml:space="preserve"> </w:t>
+      </w:r>
       <w:r>
         <w:rPr>
           <w:rFonts w:eastAsiaTheme="minorEastAsia"/>
@@ -1573,10 +1679,10 @@
         </w:rPr>
         <w:t>ts</w:t>
       </w:r>
-      <w:proofErr w:type="spellEnd"/>
-      <w:r>
-        <w:rPr>
-          <w:rFonts w:eastAsiaTheme="minorEastAsia"/>
+      <w:r>
+        <w:rPr>
+          <w:rFonts w:eastAsiaTheme="minorEastAsia"/>
+          <w:lang w:val="en-US"/>
         </w:rPr>
         <w:t>_</w:t>
       </w:r>
@@ -1590,6 +1696,7 @@
       <w:r>
         <w:rPr>
           <w:rFonts w:eastAsiaTheme="minorEastAsia"/>
+          <w:lang w:val="en-US"/>
         </w:rPr>
         <w:t>_</w:t>
       </w:r>
@@ -1603,10 +1710,10 @@
       <w:r>
         <w:rPr>
           <w:rFonts w:eastAsiaTheme="minorEastAsia"/>
+          <w:lang w:val="en-US"/>
         </w:rPr>
         <w:t>03_</w:t>
       </w:r>
-      <w:proofErr w:type="spellStart"/>
       <w:r>
         <w:rPr>
           <w:rFonts w:eastAsiaTheme="minorEastAsia"/>
@@ -1614,10 +1721,10 @@
         </w:rPr>
         <w:t>numfreq</w:t>
       </w:r>
-      <w:proofErr w:type="spellEnd"/>
-      <w:r>
-        <w:rPr>
-          <w:rFonts w:eastAsiaTheme="minorEastAsia"/>
+      <w:r>
+        <w:rPr>
+          <w:rFonts w:eastAsiaTheme="minorEastAsia"/>
+          <w:lang w:val="en-US"/>
         </w:rPr>
         <w:t xml:space="preserve"> </w:t>
       </w:r>
@@ -1631,6 +1738,7 @@
       <w:r>
         <w:rPr>
           <w:rFonts w:eastAsiaTheme="minorEastAsia"/>
+          <w:lang w:val="en-US"/>
         </w:rPr>
         <w:t>).</w:t>
       </w:r>
@@ -1789,6 +1897,7 @@
         <w:spacing w:line="240" w:lineRule="auto"/>
         <w:rPr>
           <w:rFonts w:eastAsiaTheme="minorEastAsia"/>
+          <w:lang w:val="en-US"/>
         </w:rPr>
       </w:pPr>
       <w:r>
@@ -1810,6 +1919,7 @@
         <w:spacing w:line="240" w:lineRule="auto"/>
         <w:rPr>
           <w:rFonts w:eastAsiaTheme="minorEastAsia"/>
+          <w:lang w:val="en-US"/>
         </w:rPr>
       </w:pPr>
       <w:r>
@@ -1822,6 +1932,7 @@
       <w:r>
         <w:rPr>
           <w:rFonts w:eastAsiaTheme="minorEastAsia"/>
+          <w:lang w:val="en-US"/>
         </w:rPr>
         <w:t>(1</w:t>
       </w:r>
@@ -1835,6 +1946,7 @@
       <w:r>
         <w:rPr>
           <w:rFonts w:eastAsiaTheme="minorEastAsia"/>
+          <w:lang w:val="en-US"/>
         </w:rPr>
         <w:t xml:space="preserve">) = −242.25585060003627 </w:t>
       </w:r>
@@ -1848,6 +1960,7 @@
       <w:r>
         <w:rPr>
           <w:rFonts w:eastAsiaTheme="minorEastAsia"/>
+          <w:lang w:val="en-US"/>
         </w:rPr>
         <w:t xml:space="preserve">; </w:t>
       </w:r>
@@ -1857,6 +1970,7 @@
         <w:spacing w:line="240" w:lineRule="auto"/>
         <w:rPr>
           <w:rFonts w:eastAsiaTheme="minorEastAsia"/>
+          <w:lang w:val="en-US"/>
         </w:rPr>
       </w:pPr>
       <w:r>
@@ -1869,6 +1983,7 @@
       <w:r>
         <w:rPr>
           <w:rFonts w:eastAsiaTheme="minorEastAsia"/>
+          <w:lang w:val="en-US"/>
         </w:rPr>
         <w:t>(2</w:t>
       </w:r>
@@ -1882,6 +1997,7 @@
       <w:r>
         <w:rPr>
           <w:rFonts w:eastAsiaTheme="minorEastAsia"/>
+          <w:lang w:val="en-US"/>
         </w:rPr>
         <w:t xml:space="preserve">) = −242.25595626633145 </w:t>
       </w:r>
@@ -1895,6 +2011,7 @@
       <w:r>
         <w:rPr>
           <w:rFonts w:eastAsiaTheme="minorEastAsia"/>
+          <w:lang w:val="en-US"/>
         </w:rPr>
         <w:t xml:space="preserve">; </w:t>
       </w:r>
@@ -1904,6 +2021,7 @@
         <w:spacing w:line="240" w:lineRule="auto"/>
         <w:rPr>
           <w:rFonts w:eastAsiaTheme="minorEastAsia"/>
+          <w:lang w:val="en-US"/>
         </w:rPr>
       </w:pPr>
       <w:r>
@@ -1916,6 +2034,7 @@
       <w:r>
         <w:rPr>
           <w:rFonts w:eastAsiaTheme="minorEastAsia"/>
+          <w:lang w:val="en-US"/>
         </w:rPr>
         <w:t>(</w:t>
       </w:r>
@@ -1929,6 +2048,7 @@
       <w:r>
         <w:rPr>
           <w:rFonts w:eastAsiaTheme="minorEastAsia"/>
+          <w:lang w:val="en-US"/>
         </w:rPr>
         <w:t xml:space="preserve">) = −242.18220703165375 </w:t>
       </w:r>
@@ -1942,6 +2062,7 @@
       <w:r>
         <w:rPr>
           <w:rFonts w:eastAsiaTheme="minorEastAsia"/>
+          <w:lang w:val="en-US"/>
         </w:rPr>
         <w:t>.</w:t>
       </w:r>
@@ -1951,6 +2072,7 @@
         <w:spacing w:line="240" w:lineRule="auto"/>
         <w:rPr>
           <w:rFonts w:eastAsiaTheme="minorEastAsia"/>
+          <w:lang w:val="en-US"/>
         </w:rPr>
       </w:pPr>
       <w:r>
@@ -1969,8 +2091,22 @@
       <w:r>
         <w:rPr>
           <w:rFonts w:eastAsiaTheme="minorEastAsia"/>
-        </w:rPr>
-        <w:t xml:space="preserve"> реакции (2</w:t>
+          <w:lang w:val="en-US"/>
+        </w:rPr>
+        <w:t xml:space="preserve"> </w:t>
+      </w:r>
+      <w:r>
+        <w:rPr>
+          <w:rFonts w:eastAsiaTheme="minorEastAsia"/>
+        </w:rPr>
+        <w:t>реакции</w:t>
+      </w:r>
+      <w:r>
+        <w:rPr>
+          <w:rFonts w:eastAsiaTheme="minorEastAsia"/>
+          <w:lang w:val="en-US"/>
+        </w:rPr>
+        <w:t xml:space="preserve"> (2</w:t>
       </w:r>
       <w:r>
         <w:rPr>
@@ -1982,6 +2118,7 @@
       <w:r>
         <w:rPr>
           <w:rFonts w:eastAsiaTheme="minorEastAsia"/>
+          <w:lang w:val="en-US"/>
         </w:rPr>
         <w:t xml:space="preserve"> − 1</w:t>
       </w:r>
@@ -1995,6 +2132,7 @@
       <w:r>
         <w:rPr>
           <w:rFonts w:eastAsiaTheme="minorEastAsia"/>
+          <w:lang w:val="en-US"/>
         </w:rPr>
         <w:t xml:space="preserve">): −0.0001057 </w:t>
       </w:r>
@@ -2008,6 +2146,7 @@
       <w:r>
         <w:rPr>
           <w:rFonts w:eastAsiaTheme="minorEastAsia"/>
+          <w:lang w:val="en-US"/>
         </w:rPr>
         <w:t xml:space="preserve"> = −0.2775 </w:t>
       </w:r>
@@ -2021,6 +2160,7 @@
       <w:r>
         <w:rPr>
           <w:rFonts w:eastAsiaTheme="minorEastAsia"/>
+          <w:lang w:val="en-US"/>
         </w:rPr>
         <w:t>·</w:t>
       </w:r>
@@ -2034,30 +2174,35 @@
       <w:r>
         <w:rPr>
           <w:rFonts w:ascii="Cambria Math" w:eastAsiaTheme="minorEastAsia" w:hAnsi="Cambria Math" w:cs="Cambria Math"/>
+          <w:lang w:val="en-US"/>
         </w:rPr>
         <w:t>⁻</w:t>
       </w:r>
       <w:r>
         <w:rPr>
           <w:rFonts w:ascii="Aptos" w:eastAsiaTheme="minorEastAsia" w:hAnsi="Aptos" w:cs="Aptos"/>
+          <w:lang w:val="en-US"/>
         </w:rPr>
         <w:t>¹</w:t>
       </w:r>
       <w:r>
         <w:rPr>
           <w:rFonts w:eastAsiaTheme="minorEastAsia"/>
+          <w:lang w:val="en-US"/>
         </w:rPr>
         <w:t xml:space="preserve"> = </w:t>
       </w:r>
       <w:r>
         <w:rPr>
           <w:rFonts w:ascii="Aptos" w:eastAsiaTheme="minorEastAsia" w:hAnsi="Aptos" w:cs="Aptos"/>
+          <w:lang w:val="en-US"/>
         </w:rPr>
         <w:t>−</w:t>
       </w:r>
       <w:r>
         <w:rPr>
           <w:rFonts w:eastAsiaTheme="minorEastAsia"/>
+          <w:lang w:val="en-US"/>
         </w:rPr>
         <w:t xml:space="preserve">0.0663 </w:t>
       </w:r>
@@ -2071,6 +2216,7 @@
       <w:r>
         <w:rPr>
           <w:rFonts w:ascii="Aptos" w:eastAsiaTheme="minorEastAsia" w:hAnsi="Aptos" w:cs="Aptos"/>
+          <w:lang w:val="en-US"/>
         </w:rPr>
         <w:t>·</w:t>
       </w:r>
@@ -2084,18 +2230,21 @@
       <w:r>
         <w:rPr>
           <w:rFonts w:ascii="Cambria Math" w:eastAsiaTheme="minorEastAsia" w:hAnsi="Cambria Math" w:cs="Cambria Math"/>
+          <w:lang w:val="en-US"/>
         </w:rPr>
         <w:t>⁻</w:t>
       </w:r>
       <w:r>
         <w:rPr>
           <w:rFonts w:ascii="Aptos" w:eastAsiaTheme="minorEastAsia" w:hAnsi="Aptos" w:cs="Aptos"/>
+          <w:lang w:val="en-US"/>
         </w:rPr>
         <w:t>¹</w:t>
       </w:r>
       <w:r>
         <w:rPr>
           <w:rFonts w:eastAsiaTheme="minorEastAsia"/>
+          <w:lang w:val="en-US"/>
         </w:rPr>
         <w:t xml:space="preserve"> (2</w:t>
       </w:r>
@@ -2109,6 +2258,7 @@
       <w:r>
         <w:rPr>
           <w:rFonts w:eastAsiaTheme="minorEastAsia"/>
+          <w:lang w:val="en-US"/>
         </w:rPr>
         <w:t xml:space="preserve"> </w:t>
       </w:r>
@@ -2121,6 +2271,7 @@
       <w:r>
         <w:rPr>
           <w:rFonts w:eastAsiaTheme="minorEastAsia"/>
+          <w:lang w:val="en-US"/>
         </w:rPr>
         <w:t xml:space="preserve"> </w:t>
       </w:r>
@@ -2133,6 +2284,7 @@
       <w:r>
         <w:rPr>
           <w:rFonts w:eastAsiaTheme="minorEastAsia"/>
+          <w:lang w:val="en-US"/>
         </w:rPr>
         <w:t>).</w:t>
       </w:r>
